--- a/Project002_反応時間課題バットスイング（加藤）/sandbox/5.1_倫理申請書類/Kato_認知課題×スイング実験_IC書類確定版.docx
+++ b/Project002_反応時間課題バットスイング（加藤）/sandbox/5.1_倫理申請書類/Kato_認知課題×スイング実験_IC書類確定版.docx
@@ -232,9 +232,6 @@
     <w:p>
       <w:pPr>
         <w:jc w:val="left"/>
-        <w:rPr>
-          <w:rFonts w:hint="eastAsia"/>
-        </w:rPr>
       </w:pPr>
     </w:p>
     <w:p>
@@ -294,6 +291,12 @@
       <w:r>
         <w:t>最大限の努力でスイングを行ってください</w:t>
       </w:r>
+      <w:r>
+        <w:rPr>
+          <w:rFonts w:hint="eastAsia"/>
+        </w:rPr>
+        <w:t>。</w:t>
+      </w:r>
     </w:p>
     <w:p>
       <w:pPr>
@@ -311,9 +314,6 @@
     <w:p>
       <w:pPr>
         <w:jc w:val="left"/>
-        <w:rPr>
-          <w:rFonts w:hint="eastAsia"/>
-        </w:rPr>
       </w:pPr>
     </w:p>
     <w:p>
@@ -402,13 +402,7 @@
         <w:t>課題は以下の 4 条件で構成されます。</w:t>
       </w:r>
     </w:p>
-    <w:p>
-      <w:pPr>
-        <w:rPr>
-          <w:rFonts w:hint="eastAsia"/>
-        </w:rPr>
-      </w:pPr>
-    </w:p>
+    <w:p/>
     <w:p>
       <w:pPr>
         <w:pStyle w:val="a9"/>
@@ -429,9 +423,6 @@
     <w:p>
       <w:pPr>
         <w:jc w:val="left"/>
-        <w:rPr>
-          <w:rFonts w:hint="eastAsia"/>
-        </w:rPr>
       </w:pPr>
       <w:r>
         <w:t>Ready cue（白色 LED）が点灯したら構えを取り、自分の好きなタイミ</w:t>
@@ -466,9 +457,6 @@
     <w:p>
       <w:pPr>
         <w:jc w:val="left"/>
-        <w:rPr>
-          <w:rFonts w:hint="eastAsia"/>
-        </w:rPr>
       </w:pPr>
       <w:r>
         <w:t>Ready cue（白色 LED）が点灯したら構えを取ります。その後に点灯する Go</w:t>
@@ -549,9 +537,6 @@
           <w:numId w:val="5"/>
         </w:numPr>
         <w:jc w:val="left"/>
-        <w:rPr>
-          <w:rFonts w:hint="eastAsia"/>
-        </w:rPr>
       </w:pPr>
       <w:proofErr w:type="spellStart"/>
       <w:r>
@@ -646,9 +631,6 @@
     <w:p>
       <w:pPr>
         <w:jc w:val="left"/>
-        <w:rPr>
-          <w:rFonts w:hint="eastAsia"/>
-        </w:rPr>
       </w:pPr>
     </w:p>
     <w:p>
@@ -665,9 +647,6 @@
     <w:p>
       <w:pPr>
         <w:jc w:val="left"/>
-        <w:rPr>
-          <w:rFonts w:hint="eastAsia"/>
-        </w:rPr>
       </w:pPr>
     </w:p>
     <w:p>
@@ -764,9 +743,6 @@
     <w:p>
       <w:pPr>
         <w:jc w:val="left"/>
-        <w:rPr>
-          <w:rFonts w:hint="eastAsia"/>
-        </w:rPr>
       </w:pPr>
     </w:p>
     <w:p>
@@ -824,7 +800,7 @@
         <w:t>バットの動きを計測するために、反射マーカーをバットに貼付した上で、三次元モーションキャプチャーシステム（</w:t>
       </w:r>
       <w:r>
-        <w:t>Qualisys、Qualisys社）を使用します。また、フォースプレート（</w:t>
+        <w:t>Qualisys社）を使用します。また、フォースプレート（</w:t>
       </w:r>
       <w:proofErr w:type="spellStart"/>
       <w:r>
@@ -858,9 +834,6 @@
     <w:p>
       <w:pPr>
         <w:jc w:val="left"/>
-        <w:rPr>
-          <w:rFonts w:hint="eastAsia"/>
-        </w:rPr>
       </w:pPr>
     </w:p>
     <w:p>
@@ -982,11 +955,6 @@
       </w:r>
     </w:p>
     <w:p>
-      <w:pPr>
-        <w:rPr>
-          <w:rFonts w:hint="eastAsia"/>
-        </w:rPr>
-      </w:pPr>
       <w:r>
         <w:t>【研究責任者・指導教員】</w:t>
       </w:r>
@@ -1006,19 +974,8 @@
         <w:t>Phone: 082-424-4544（総合科学部 A 棟 127 室）</w:t>
       </w:r>
     </w:p>
-    <w:p>
-      <w:pPr>
-        <w:rPr>
-          <w:rFonts w:hint="eastAsia"/>
-        </w:rPr>
-      </w:pPr>
-    </w:p>
-    <w:p>
-      <w:pPr>
-        <w:rPr>
-          <w:rFonts w:hint="eastAsia"/>
-        </w:rPr>
-      </w:pPr>
+    <w:p/>
+    <w:p>
       <w:r>
         <w:t>【研究実施者】</w:t>
       </w:r>
@@ -1086,69 +1043,41 @@
       </w:r>
     </w:p>
     <w:p/>
+    <w:p>
+      <w:pPr>
+        <w:rPr>
+          <w:b/>
+          <w:bCs/>
+          <w:sz w:val="24"/>
+          <w:szCs w:val="24"/>
+        </w:rPr>
+      </w:pPr>
+      <w:r>
+        <w:rPr>
+          <w:rFonts w:hint="eastAsia"/>
+          <w:b/>
+          <w:bCs/>
+          <w:sz w:val="24"/>
+          <w:szCs w:val="24"/>
+        </w:rPr>
+        <w:t>7．研究への参加が任意であること</w:t>
+      </w:r>
+    </w:p>
+    <w:p>
+      <w:r>
+        <w:t>この研究への参加は任意です。あなたの自由な意思が尊重されます。研究に参加しないことによって、不利益な対応を受けることはありません。</w:t>
+      </w:r>
+    </w:p>
+    <w:p>
+      <w:r>
+        <w:t>いったん参加に同意した場合でも、いつでも不利益を受けることなく同意を撤回することができます。同意を撤回する場合は、この説明書の最終ページに添付してある「同意撤回書」に署名して、研究実施者（加藤）または研究責任者（進矢）にお申し出ください。その場合、提供していただいたデータは廃棄され、それ以降はデータが研究のために用いられることもありません。ただし、同意を撤回したときすでに研究成果が論文などで公表されていた場合や、データが完全に匿名化されて特定できない場合等は廃棄できないこともあります。</w:t>
+      </w:r>
+    </w:p>
     <w:p/>
     <w:p/>
-    <w:p/>
-    <w:p/>
-    <w:p/>
-    <w:p/>
-    <w:p/>
-    <w:p/>
-    <w:p/>
-    <w:p/>
-    <w:p/>
-    <w:p>
-      <w:pPr>
-        <w:rPr>
-          <w:rFonts w:hint="eastAsia"/>
-        </w:rPr>
-      </w:pPr>
-    </w:p>
-    <w:p>
-      <w:pPr>
-        <w:rPr>
-          <w:b/>
-          <w:bCs/>
-          <w:sz w:val="24"/>
-          <w:szCs w:val="24"/>
-        </w:rPr>
-      </w:pPr>
-      <w:r>
-        <w:rPr>
-          <w:rFonts w:hint="eastAsia"/>
-          <w:b/>
-          <w:bCs/>
-          <w:sz w:val="24"/>
-          <w:szCs w:val="24"/>
-        </w:rPr>
+    <w:p>
+      <w:r>
         <w:lastRenderedPageBreak/>
-        <w:t>7．研究への参加が任意であること</w:t>
-      </w:r>
-    </w:p>
-    <w:p>
-      <w:r>
-        <w:t>この研究への参加は任意です。あなたの自由な意思が尊重されます。研究に参加しないことによって、不利益な対応を受けることはありません。</w:t>
-      </w:r>
-    </w:p>
-    <w:p>
-      <w:r>
-        <w:t>いったん参加に同意した場合でも、いつでも不利益を受けることなく同意を撤回することができます。同意を撤回する場合は、この説明書の最終ページに添付してある「同意撤回書」に署名して、研究実施者（加藤）または研究責任者（進矢）にお申し出ください。その場合、提供していただいたデータは廃棄され、それ以降はデータが研究のために用いられることもありません。ただし、同意を撤回したときすでに研究成果が論文などで公表されていた場合や、データが完全に匿名化されて特定できない場合等は廃棄できないこともあります。</w:t>
-      </w:r>
-    </w:p>
-    <w:p>
-      <w:pPr>
-        <w:rPr>
-          <w:rFonts w:hint="eastAsia"/>
-        </w:rPr>
-      </w:pPr>
-    </w:p>
-    <w:p>
-      <w:pPr>
-        <w:rPr>
-          <w:rFonts w:hint="eastAsia"/>
-        </w:rPr>
-      </w:pPr>
-      <w:r>
         <w:t>同意を撤回する場合の連絡先</w:t>
       </w:r>
       <w:r>
@@ -1160,7 +1089,16 @@
     </w:p>
     <w:p>
       <w:r>
-        <w:t>加藤 和太郎（広島大学総合科学部総合科学科）</w:t>
+        <w:t>加藤 和太郎（広島大学</w:t>
+      </w:r>
+      <w:r>
+        <w:rPr>
+          <w:rFonts w:hint="eastAsia"/>
+        </w:rPr>
+        <w:t>人間社会科学研究科</w:t>
+      </w:r>
+      <w:r>
+        <w:t>）</w:t>
       </w:r>
     </w:p>
     <w:p>
@@ -1177,7 +1115,13 @@
         <w:t>@hiroshima-u.ac.jp</w:t>
       </w:r>
     </w:p>
-    <w:p/>
+    <w:p>
+      <w:pPr>
+        <w:rPr>
+          <w:rFonts w:hint="eastAsia"/>
+        </w:rPr>
+      </w:pPr>
+    </w:p>
     <w:p>
       <w:pPr>
         <w:rPr>
@@ -1316,19 +1260,6 @@
       </w:r>
     </w:p>
     <w:p/>
-    <w:p/>
-    <w:p/>
-    <w:p/>
-    <w:p/>
-    <w:p/>
-    <w:p/>
-    <w:p>
-      <w:pPr>
-        <w:rPr>
-          <w:rFonts w:hint="eastAsia"/>
-        </w:rPr>
-      </w:pPr>
-    </w:p>
     <w:p>
       <w:pPr>
         <w:rPr>
@@ -1346,7 +1277,6 @@
           <w:sz w:val="24"/>
           <w:szCs w:val="24"/>
         </w:rPr>
-        <w:lastRenderedPageBreak/>
         <w:t>10．この研究への参加に伴う危害の可能性について</w:t>
       </w:r>
     </w:p>
@@ -1362,7 +1292,16 @@
     </w:p>
     <w:p>
       <w:r>
-        <w:t>また、実験の様子を撮影した映像データには参加者の外見が映り込みます。顔が映った映像は、インターネットから切り離された記憶媒体で管理します。</w:t>
+        <w:t>また、実験の様子を撮影した映像データには参加者の外見が映り込みます。顔が映った映像は、インターネットから切り離された</w:t>
+      </w:r>
+      <w:r>
+        <w:rPr>
+          <w:rFonts w:hint="eastAsia"/>
+        </w:rPr>
+        <w:t>記録</w:t>
+      </w:r>
+      <w:r>
+        <w:t>媒体で管理します。</w:t>
       </w:r>
     </w:p>
     <w:p/>
@@ -1430,7 +1369,6 @@
         <w:t>スポーツ認知科学・運動制御分野における基礎研究として学術的に貢献します</w:t>
       </w:r>
     </w:p>
-    <w:p/>
     <w:p>
       <w:pPr>
         <w:rPr>
@@ -1440,6 +1378,8 @@
           <w:szCs w:val="24"/>
         </w:rPr>
       </w:pPr>
+    </w:p>
+    <w:p>
       <w:r>
         <w:rPr>
           <w:rFonts w:hint="eastAsia"/>
@@ -1448,6 +1388,7 @@
           <w:sz w:val="24"/>
           <w:szCs w:val="24"/>
         </w:rPr>
+        <w:lastRenderedPageBreak/>
         <w:t>12．個人情報の取り扱い</w:t>
       </w:r>
     </w:p>
@@ -1462,13 +1403,7 @@
         <w:t xml:space="preserve"> HDD に保存します。映像から得た動作データ（身体各部位の位置座標データ）および床反力データは、参加者 ID を用いて匿名性を確保した上で、広島大学の情報セキュリティポリシーに則り適切に扱われます。</w:t>
       </w:r>
     </w:p>
-    <w:p>
-      <w:pPr>
-        <w:rPr>
-          <w:rFonts w:hint="eastAsia"/>
-        </w:rPr>
-      </w:pPr>
-    </w:p>
+    <w:p/>
     <w:p>
       <w:r>
         <w:rPr>
@@ -1477,26 +1412,169 @@
         <w:t>実験の結果は研究以外の目的には使用いたしません。別紙「研究参加への同意書」を通して承諾されたもの以外は、匿名データであっても使用することはありません。参加者の氏名・連絡先などの個人情報は、研究用途としては収集しません。参加者が実験後のフォローアップや結果のフィードバックを希望された場合は、これらの個人情報を取得しますが、個人情報は実験データとは別ファイルで保存し、フォローアップ・フィードバック終了後は不可逆的に廃棄します。</w:t>
       </w:r>
     </w:p>
-    <w:p>
-      <w:pPr>
-        <w:rPr>
-          <w:rFonts w:hint="eastAsia"/>
-        </w:rPr>
-      </w:pPr>
-    </w:p>
-    <w:p>
-      <w:r>
-        <w:rPr>
-          <w:rFonts w:hint="eastAsia"/>
-        </w:rPr>
-        <w:t>また、同意書は研究責任者の進矢正宏が責任をもって保管し、研究終了後にシュレッダーにかけるなどして廃棄します。すべてのデータは紙媒体・あるいは電子的に最低</w:t>
+    <w:p/>
+    <w:p>
+      <w:r>
+        <w:rPr>
+          <w:rFonts w:hint="eastAsia"/>
+        </w:rPr>
+        <w:t>また、同意書は研究責任者の進矢正宏が責任をもって保管し、研究終了後にシュレッダーにかけるなどして廃棄します。すべてのデータは紙媒体</w:t>
+      </w:r>
+      <w:r>
+        <w:rPr>
+          <w:rFonts w:hint="eastAsia"/>
+        </w:rPr>
+        <w:t>、</w:t>
+      </w:r>
+      <w:r>
+        <w:rPr>
+          <w:rFonts w:hint="eastAsia"/>
+        </w:rPr>
+        <w:t>あるいは電子的に最低</w:t>
       </w:r>
       <w:r>
         <w:t xml:space="preserve"> 10 年間は保管します。実験参加あるいはデータ利用の同意を撤回された場合は、直ちに不可逆的に廃棄します。</w:t>
+      </w:r>
+    </w:p>
+    <w:p>
+      <w:pPr>
+        <w:rPr>
+          <w:rFonts w:hint="eastAsia"/>
+        </w:rPr>
+      </w:pPr>
+    </w:p>
+    <w:p>
+      <w:pPr>
+        <w:rPr>
+          <w:b/>
+          <w:bCs/>
+          <w:sz w:val="24"/>
+          <w:szCs w:val="24"/>
+        </w:rPr>
+      </w:pPr>
+      <w:r>
+        <w:rPr>
+          <w:rFonts w:hint="eastAsia"/>
+          <w:b/>
+          <w:bCs/>
+          <w:sz w:val="24"/>
+          <w:szCs w:val="24"/>
+        </w:rPr>
+        <w:t>13．研究終了後の対応と研究成果の公表</w:t>
+      </w:r>
+    </w:p>
+    <w:p>
+      <w:r>
+        <w:t>この研究で得られた成果を専門の学会や学術雑誌などに発表する可能性がありますが、発表する場合は、参加者の方のプライバシーに慎重に配慮しますので、個人を特定できる情報が公表されることはありません。</w:t>
+      </w:r>
+    </w:p>
+    <w:p/>
+    <w:p>
+      <w:pPr>
+        <w:rPr>
+          <w:b/>
+          <w:bCs/>
+          <w:sz w:val="24"/>
+          <w:szCs w:val="24"/>
+        </w:rPr>
+      </w:pPr>
+      <w:r>
+        <w:rPr>
+          <w:rFonts w:hint="eastAsia"/>
+          <w:b/>
+          <w:bCs/>
+          <w:sz w:val="24"/>
+          <w:szCs w:val="24"/>
+        </w:rPr>
+        <w:t>14．研究</w:t>
+      </w:r>
+      <w:r>
+        <w:rPr>
+          <w:rFonts w:hint="eastAsia"/>
+          <w:b/>
+          <w:bCs/>
+          <w:sz w:val="24"/>
+          <w:szCs w:val="24"/>
+        </w:rPr>
+        <w:t>者</w:t>
+      </w:r>
+      <w:r>
+        <w:rPr>
+          <w:rFonts w:hint="eastAsia"/>
+          <w:b/>
+          <w:bCs/>
+          <w:sz w:val="24"/>
+          <w:szCs w:val="24"/>
+        </w:rPr>
+        <w:t>等の研究にかかる利益相反の状況</w:t>
+      </w:r>
+    </w:p>
+    <w:p>
+      <w:r>
+        <w:t>研究費の出所および企業等との関わりについて</w:t>
+      </w:r>
+    </w:p>
+    <w:p>
+      <w:pPr>
+        <w:rPr>
+          <w:b/>
+          <w:bCs/>
+        </w:rPr>
+      </w:pPr>
+      <w:r>
+        <w:rPr>
+          <w:rFonts w:hint="eastAsia"/>
+          <w:b/>
+          <w:bCs/>
+        </w:rPr>
+        <w:t>※　要確認！</w:t>
+      </w:r>
+    </w:p>
+    <w:p/>
+    <w:p>
+      <w:pPr>
+        <w:rPr>
+          <w:b/>
+          <w:bCs/>
+          <w:sz w:val="24"/>
+          <w:szCs w:val="24"/>
+        </w:rPr>
+      </w:pPr>
+      <w:r>
+        <w:rPr>
+          <w:rFonts w:hint="eastAsia"/>
+          <w:b/>
+          <w:bCs/>
+          <w:sz w:val="24"/>
+          <w:szCs w:val="24"/>
+        </w:rPr>
+        <w:t>15．研究に伴う参加者の方への謝金および支払方法等</w:t>
+      </w:r>
+    </w:p>
+    <w:p>
+      <w:r>
+        <w:t>この研究への参加に際して、謝金（金額：要確認・確定後に記載）を後日広島大学からあなたの指定口座にお支払いします。</w:t>
+      </w:r>
+    </w:p>
+    <w:p>
+      <w:pPr>
+        <w:rPr>
+          <w:b/>
+          <w:bCs/>
+        </w:rPr>
+      </w:pPr>
+      <w:r>
+        <w:rPr>
+          <w:rFonts w:hint="eastAsia"/>
+          <w:b/>
+          <w:bCs/>
+        </w:rPr>
+        <w:t>※　要確認！</w:t>
       </w:r>
     </w:p>
     <w:p/>
     <w:p/>
+    <w:p/>
     <w:p>
       <w:pPr>
         <w:rPr>
@@ -1522,136 +1600,10 @@
           <w:szCs w:val="24"/>
         </w:rPr>
         <w:lastRenderedPageBreak/>
-        <w:t>13．研究終了後の対応と研究成果の公表</w:t>
-      </w:r>
-    </w:p>
-    <w:p>
-      <w:pPr>
-        <w:rPr>
-          <w:rFonts w:hint="eastAsia"/>
-        </w:rPr>
-      </w:pPr>
-      <w:r>
-        <w:t>この研究で得られた成果を専門の学会や学術雑誌などに発表する可能性がありますが、発表する場合は、参加者の方のプライバシーに慎重に配慮しますので、個人を特定できる情報が公表されることはありません。</w:t>
-      </w:r>
-    </w:p>
-    <w:p/>
-    <w:p>
-      <w:pPr>
-        <w:rPr>
-          <w:b/>
-          <w:bCs/>
-          <w:sz w:val="24"/>
-          <w:szCs w:val="24"/>
-        </w:rPr>
-      </w:pPr>
-      <w:r>
-        <w:rPr>
-          <w:rFonts w:hint="eastAsia"/>
-          <w:b/>
-          <w:bCs/>
-          <w:sz w:val="24"/>
-          <w:szCs w:val="24"/>
-        </w:rPr>
-        <w:t>14．研究社等の研究にかかる利益相反の状況</w:t>
-      </w:r>
-    </w:p>
-    <w:p>
-      <w:r>
-        <w:t>研究費の出所および企業等との関わりについて</w:t>
-      </w:r>
-    </w:p>
-    <w:p>
-      <w:pPr>
-        <w:rPr>
-          <w:rFonts w:hint="eastAsia"/>
-          <w:b/>
-          <w:bCs/>
-        </w:rPr>
-      </w:pPr>
-      <w:r>
-        <w:rPr>
-          <w:rFonts w:hint="eastAsia"/>
-          <w:b/>
-          <w:bCs/>
-        </w:rPr>
-        <w:t>※　要確認！</w:t>
-      </w:r>
-    </w:p>
-    <w:p/>
-    <w:p>
-      <w:pPr>
-        <w:rPr>
-          <w:b/>
-          <w:bCs/>
-          <w:sz w:val="24"/>
-          <w:szCs w:val="24"/>
-        </w:rPr>
-      </w:pPr>
-      <w:r>
-        <w:rPr>
-          <w:rFonts w:hint="eastAsia"/>
-          <w:b/>
-          <w:bCs/>
-          <w:sz w:val="24"/>
-          <w:szCs w:val="24"/>
-        </w:rPr>
-        <w:t>15．研究に伴う参加者の方への謝金および支払方法等</w:t>
-      </w:r>
-    </w:p>
-    <w:p>
-      <w:pPr>
-        <w:rPr>
-          <w:rFonts w:hint="eastAsia"/>
-        </w:rPr>
-      </w:pPr>
-      <w:r>
-        <w:t>この研究への参加に際して、謝金（金額：要確認・確定後に記載）を後日広島大学からあなたの指定口座にお支払いします。</w:t>
-      </w:r>
-    </w:p>
-    <w:p>
-      <w:pPr>
-        <w:rPr>
-          <w:b/>
-          <w:bCs/>
-        </w:rPr>
-      </w:pPr>
-      <w:r>
-        <w:rPr>
-          <w:rFonts w:hint="eastAsia"/>
-          <w:b/>
-          <w:bCs/>
-        </w:rPr>
-        <w:t>※　要確認！</w:t>
-      </w:r>
-    </w:p>
-    <w:p/>
-    <w:p>
-      <w:pPr>
-        <w:rPr>
-          <w:b/>
-          <w:bCs/>
-          <w:sz w:val="24"/>
-          <w:szCs w:val="24"/>
-        </w:rPr>
-      </w:pPr>
-      <w:r>
-        <w:rPr>
-          <w:rFonts w:hint="eastAsia"/>
-          <w:b/>
-          <w:bCs/>
-          <w:sz w:val="24"/>
-          <w:szCs w:val="24"/>
-        </w:rPr>
         <w:t>問い合わせ先</w:t>
       </w:r>
     </w:p>
     <w:p>
-      <w:pPr>
-        <w:rPr>
-          <w:rFonts w:hint="eastAsia"/>
-        </w:rPr>
-      </w:pPr>
       <w:r>
         <w:rPr>
           <w:rFonts w:hint="eastAsia"/>
@@ -1660,11 +1612,6 @@
       </w:r>
     </w:p>
     <w:p>
-      <w:pPr>
-        <w:rPr>
-          <w:rFonts w:hint="eastAsia"/>
-        </w:rPr>
-      </w:pPr>
       <w:r>
         <w:rPr>
           <w:rFonts w:hint="eastAsia"/>
@@ -1680,14 +1627,23 @@
         <w:t>加藤</w:t>
       </w:r>
       <w:r>
-        <w:t xml:space="preserve"> 和太郎（広島大学総合科学部総合科学科）</w:t>
+        <w:t xml:space="preserve"> 和太郎（広島大学</w:t>
+      </w:r>
+      <w:r>
+        <w:rPr>
+          <w:rFonts w:hint="eastAsia"/>
+        </w:rPr>
+        <w:t>人間社会科学研究科</w:t>
+      </w:r>
+      <w:r>
+        <w:t>）</w:t>
       </w:r>
     </w:p>
     <w:p>
       <w:r>
         <w:t xml:space="preserve">E-mail: </w:t>
       </w:r>
-      <w:hyperlink r:id="rId5" w:history="1">
+      <w:hyperlink r:id="rId7" w:history="1">
         <w:r>
           <w:rPr>
             <w:rStyle w:val="aa"/>
@@ -1696,19 +1652,8 @@
         </w:r>
       </w:hyperlink>
     </w:p>
-    <w:p>
-      <w:pPr>
-        <w:rPr>
-          <w:rFonts w:hint="eastAsia"/>
-        </w:rPr>
-      </w:pPr>
-    </w:p>
-    <w:p>
-      <w:pPr>
-        <w:rPr>
-          <w:rFonts w:hint="eastAsia"/>
-        </w:rPr>
-      </w:pPr>
+    <w:p/>
+    <w:p>
       <w:r>
         <w:rPr>
           <w:rFonts w:hint="eastAsia"/>
@@ -1734,13 +1679,7 @@
         <w:t>Phone: 082-424-4544（総合科学部 A 棟 127 室）</w:t>
       </w:r>
     </w:p>
-    <w:p>
-      <w:pPr>
-        <w:rPr>
-          <w:rFonts w:hint="eastAsia"/>
-        </w:rPr>
-      </w:pPr>
-    </w:p>
+    <w:p/>
     <w:p>
       <w:r>
         <w:rPr>
@@ -1784,14 +1723,104 @@
           <w:szCs w:val="28"/>
         </w:rPr>
       </w:pPr>
-      <w:r>
-        <w:rPr>
-          <w:rFonts w:hint="eastAsia"/>
+    </w:p>
+    <w:p>
+      <w:pPr>
+        <w:rPr>
           <w:b/>
           <w:bCs/>
           <w:sz w:val="28"/>
           <w:szCs w:val="28"/>
         </w:rPr>
+      </w:pPr>
+    </w:p>
+    <w:p>
+      <w:pPr>
+        <w:rPr>
+          <w:b/>
+          <w:bCs/>
+          <w:sz w:val="28"/>
+          <w:szCs w:val="28"/>
+        </w:rPr>
+      </w:pPr>
+    </w:p>
+    <w:p>
+      <w:pPr>
+        <w:rPr>
+          <w:b/>
+          <w:bCs/>
+          <w:sz w:val="28"/>
+          <w:szCs w:val="28"/>
+        </w:rPr>
+      </w:pPr>
+    </w:p>
+    <w:p>
+      <w:pPr>
+        <w:rPr>
+          <w:b/>
+          <w:bCs/>
+          <w:sz w:val="28"/>
+          <w:szCs w:val="28"/>
+        </w:rPr>
+      </w:pPr>
+    </w:p>
+    <w:p>
+      <w:pPr>
+        <w:rPr>
+          <w:b/>
+          <w:bCs/>
+          <w:sz w:val="28"/>
+          <w:szCs w:val="28"/>
+        </w:rPr>
+      </w:pPr>
+    </w:p>
+    <w:p>
+      <w:pPr>
+        <w:rPr>
+          <w:b/>
+          <w:bCs/>
+          <w:sz w:val="28"/>
+          <w:szCs w:val="28"/>
+        </w:rPr>
+      </w:pPr>
+    </w:p>
+    <w:p>
+      <w:pPr>
+        <w:rPr>
+          <w:b/>
+          <w:bCs/>
+          <w:sz w:val="28"/>
+          <w:szCs w:val="28"/>
+        </w:rPr>
+      </w:pPr>
+    </w:p>
+    <w:p>
+      <w:pPr>
+        <w:rPr>
+          <w:b/>
+          <w:bCs/>
+          <w:sz w:val="28"/>
+          <w:szCs w:val="28"/>
+        </w:rPr>
+      </w:pPr>
+    </w:p>
+    <w:p>
+      <w:pPr>
+        <w:rPr>
+          <w:b/>
+          <w:bCs/>
+          <w:sz w:val="28"/>
+          <w:szCs w:val="28"/>
+        </w:rPr>
+      </w:pPr>
+      <w:r>
+        <w:rPr>
+          <w:rFonts w:hint="eastAsia"/>
+          <w:b/>
+          <w:bCs/>
+          <w:sz w:val="28"/>
+          <w:szCs w:val="28"/>
+        </w:rPr>
         <w:lastRenderedPageBreak/>
         <w:t>データの利用範囲について：説明文書</w:t>
       </w:r>
@@ -1799,19 +1828,18 @@
     <w:p>
       <w:pPr>
         <w:rPr>
-          <w:rFonts w:hint="eastAsia"/>
-          <w:b/>
-          <w:bCs/>
-          <w:szCs w:val="21"/>
-        </w:rPr>
-      </w:pPr>
-      <w:r>
-        <w:rPr>
-          <w:rFonts w:hint="eastAsia"/>
-          <w:szCs w:val="21"/>
-        </w:rPr>
-        <w:pict w14:anchorId="640822F2">
-          <v:rect id="_x0000_i1028" style="width:0;height:1.5pt" o:hralign="center" o:hrstd="t" o:hr="t" fillcolor="#a0a0a0" stroked="f">
+          <w:b/>
+          <w:bCs/>
+          <w:szCs w:val="21"/>
+        </w:rPr>
+      </w:pPr>
+      <w:r>
+        <w:rPr>
+          <w:noProof/>
+          <w:szCs w:val="21"/>
+        </w:rPr>
+        <w:pict w14:anchorId="206955CB">
+          <v:rect id="_x0000_i1025" style="width:425.2pt;height:.05pt" o:hralign="center" o:hrstd="t" o:hr="t" fillcolor="#a0a0a0" stroked="f">
             <v:textbox inset="5.85pt,.7pt,5.85pt,.7pt"/>
           </v:rect>
         </w:pict>
@@ -1820,7 +1848,6 @@
     <w:p>
       <w:pPr>
         <w:rPr>
-          <w:rFonts w:hint="eastAsia"/>
           <w:sz w:val="24"/>
           <w:szCs w:val="24"/>
         </w:rPr>
@@ -1852,7 +1879,6 @@
       <w:pPr>
         <w:spacing w:line="360" w:lineRule="auto"/>
         <w:rPr>
-          <w:rFonts w:hint="eastAsia"/>
           <w:szCs w:val="21"/>
         </w:rPr>
       </w:pPr>
@@ -1880,7 +1906,6 @@
     <w:p>
       <w:pPr>
         <w:rPr>
-          <w:rFonts w:hint="eastAsia"/>
           <w:szCs w:val="21"/>
         </w:rPr>
       </w:pPr>
@@ -1890,27 +1915,20 @@
         <w:t>※匿名性の確保のために、氏名やイニシャルではなく、参加者 ID を用いてデータを管理します。典型的なデータの紹介などの用途で、動作データ等が、年齢・性別・身長等のデータと合わせて公開されることがあります。</w:t>
       </w:r>
     </w:p>
-    <w:p>
-      <w:pPr>
-        <w:rPr>
-          <w:rFonts w:hint="eastAsia"/>
-        </w:rPr>
-      </w:pPr>
-    </w:p>
-    <w:p>
-      <w:pPr>
-        <w:rPr>
-          <w:rFonts w:hint="eastAsia"/>
-          <w:szCs w:val="21"/>
-        </w:rPr>
-      </w:pPr>
-      <w:r>
-        <w:rPr>
-          <w:rFonts w:hint="eastAsia"/>
-          <w:szCs w:val="21"/>
-        </w:rPr>
-        <w:pict w14:anchorId="2B4F11A8">
-          <v:rect id="_x0000_i1025" style="width:0;height:1.5pt" o:hralign="center" o:hrstd="t" o:hr="t" fillcolor="#a0a0a0" stroked="f">
+    <w:p/>
+    <w:p>
+      <w:pPr>
+        <w:rPr>
+          <w:szCs w:val="21"/>
+        </w:rPr>
+      </w:pPr>
+      <w:r>
+        <w:rPr>
+          <w:noProof/>
+          <w:szCs w:val="21"/>
+        </w:rPr>
+        <w:pict w14:anchorId="3171968F">
+          <v:rect id="_x0000_i1026" style="width:425.2pt;height:.05pt" o:hralign="center" o:hrstd="t" o:hr="t" fillcolor="#a0a0a0" stroked="f">
             <v:textbox inset="5.85pt,.7pt,5.85pt,.7pt"/>
           </v:rect>
         </w:pict>
@@ -1919,7 +1937,6 @@
     <w:p>
       <w:pPr>
         <w:rPr>
-          <w:rFonts w:hint="eastAsia"/>
           <w:sz w:val="24"/>
           <w:szCs w:val="24"/>
         </w:rPr>
@@ -1942,7 +1959,6 @@
     <w:p>
       <w:pPr>
         <w:rPr>
-          <w:rFonts w:hint="eastAsia"/>
           <w:szCs w:val="21"/>
         </w:rPr>
       </w:pPr>
@@ -1954,11 +1970,6 @@
       </w:r>
     </w:p>
     <w:p>
-      <w:pPr>
-        <w:rPr>
-          <w:rFonts w:hint="eastAsia"/>
-        </w:rPr>
-      </w:pPr>
       <w:r>
         <w:t>※実験方法や、参加者の行動の典型例を説明するための用途で、目線入りの静止画や動画が公開されることがあります。</w:t>
       </w:r>
@@ -1967,7 +1978,6 @@
       <w:pPr>
         <w:spacing w:line="360" w:lineRule="auto"/>
         <w:rPr>
-          <w:rFonts w:hint="eastAsia"/>
           <w:szCs w:val="21"/>
         </w:rPr>
       </w:pPr>
@@ -1995,7 +2005,6 @@
     <w:p>
       <w:pPr>
         <w:rPr>
-          <w:rFonts w:hint="eastAsia"/>
           <w:szCs w:val="21"/>
         </w:rPr>
       </w:pPr>
@@ -2005,26 +2014,20 @@
         <w:t>※記号化された姿勢・動作データの静止画・動画が公開されることがあります。</w:t>
       </w:r>
     </w:p>
-    <w:p>
-      <w:pPr>
-        <w:rPr>
-          <w:rFonts w:hint="eastAsia"/>
-        </w:rPr>
-      </w:pPr>
-    </w:p>
-    <w:p>
-      <w:pPr>
-        <w:rPr>
-          <w:szCs w:val="21"/>
-        </w:rPr>
-      </w:pPr>
-      <w:r>
-        <w:rPr>
-          <w:rFonts w:hint="eastAsia"/>
-          <w:szCs w:val="21"/>
-        </w:rPr>
-        <w:pict w14:anchorId="4E39B240">
-          <v:rect id="_x0000_i1026" style="width:0;height:1.5pt" o:hralign="center" o:hrstd="t" o:hr="t" fillcolor="#a0a0a0" stroked="f">
+    <w:p/>
+    <w:p>
+      <w:pPr>
+        <w:rPr>
+          <w:szCs w:val="21"/>
+        </w:rPr>
+      </w:pPr>
+      <w:r>
+        <w:rPr>
+          <w:noProof/>
+          <w:szCs w:val="21"/>
+        </w:rPr>
+        <w:pict w14:anchorId="62FCC89D">
+          <v:rect id="_x0000_i1027" style="width:425.2pt;height:.05pt" o:hralign="center" o:hrstd="t" o:hr="t" fillcolor="#a0a0a0" stroked="f">
             <v:textbox inset="5.85pt,.7pt,5.85pt,.7pt"/>
           </v:rect>
         </w:pict>
@@ -2089,7 +2092,6 @@
     <w:p>
       <w:pPr>
         <w:rPr>
-          <w:rFonts w:hint="eastAsia"/>
           <w:szCs w:val="21"/>
         </w:rPr>
       </w:pPr>
@@ -2118,19 +2120,18 @@
     <w:p>
       <w:pPr>
         <w:rPr>
-          <w:rFonts w:hint="eastAsia"/>
-          <w:b/>
-          <w:bCs/>
-          <w:szCs w:val="21"/>
-        </w:rPr>
-      </w:pPr>
-      <w:r>
-        <w:rPr>
-          <w:rFonts w:hint="eastAsia"/>
-          <w:szCs w:val="21"/>
-        </w:rPr>
-        <w:pict w14:anchorId="604BB2E1">
-          <v:rect id="_x0000_i1029" style="width:0;height:1.5pt" o:hralign="center" o:hrstd="t" o:hr="t" fillcolor="#a0a0a0" stroked="f">
+          <w:b/>
+          <w:bCs/>
+          <w:szCs w:val="21"/>
+        </w:rPr>
+      </w:pPr>
+      <w:r>
+        <w:rPr>
+          <w:noProof/>
+          <w:szCs w:val="21"/>
+        </w:rPr>
+        <w:pict w14:anchorId="135863AB">
+          <v:rect id="_x0000_i1028" style="width:425.2pt;height:.05pt" o:hralign="center" o:hrstd="t" o:hr="t" fillcolor="#a0a0a0" stroked="f">
             <v:textbox inset="5.85pt,.7pt,5.85pt,.7pt"/>
           </v:rect>
         </w:pict>
@@ -2142,13 +2143,7 @@
         <w:t>本研究は、野球打者の認知判断と運動制御に関する基礎的な知見を得ることを目的としています。また、本研究は、国立大学運営交付金や文科省科学研究費等の公的資金による助成を受け実施されています。そのため、得られたデータは野球科学・スポーツバイオメカニクス分野における公的な資産として、十分な倫理的な配慮を行った上で、可能な範囲で将来的に他の研究プロジェクトで再利用（＝二次利用）できる形で保存できるよう、お願い申し上げます。</w:t>
       </w:r>
     </w:p>
-    <w:p>
-      <w:pPr>
-        <w:rPr>
-          <w:rFonts w:hint="eastAsia"/>
-        </w:rPr>
-      </w:pPr>
-    </w:p>
+    <w:p/>
     <w:p>
       <w:r>
         <w:t>※ 現段階で「二次利用に同意する」を選んだ際も、研究実施者または研究責任者に申し出ることで、同意を撤回することができます。またその場合に、いかなる不利益を被ることもありません。</w:t>
@@ -2165,7 +2160,6 @@
       <w:pPr>
         <w:spacing w:line="360" w:lineRule="auto"/>
         <w:rPr>
-          <w:rFonts w:hint="eastAsia"/>
           <w:szCs w:val="21"/>
         </w:rPr>
       </w:pPr>
@@ -2193,7 +2187,6 @@
       <w:pPr>
         <w:spacing w:line="360" w:lineRule="auto"/>
         <w:rPr>
-          <w:rFonts w:hint="eastAsia"/>
           <w:szCs w:val="21"/>
         </w:rPr>
       </w:pPr>
@@ -2221,7 +2214,6 @@
       <w:pPr>
         <w:spacing w:line="360" w:lineRule="auto"/>
         <w:rPr>
-          <w:rFonts w:hint="eastAsia"/>
           <w:szCs w:val="21"/>
         </w:rPr>
       </w:pPr>
@@ -2275,24 +2267,23 @@
     <w:p>
       <w:pPr>
         <w:rPr>
-          <w:rFonts w:hint="eastAsia"/>
-          <w:szCs w:val="21"/>
-        </w:rPr>
-      </w:pPr>
-    </w:p>
-    <w:p>
-      <w:pPr>
-        <w:rPr>
-          <w:szCs w:val="21"/>
-        </w:rPr>
-      </w:pPr>
-      <w:r>
-        <w:rPr>
-          <w:rFonts w:hint="eastAsia"/>
-          <w:szCs w:val="21"/>
-        </w:rPr>
-        <w:pict w14:anchorId="00703FD4">
-          <v:rect id="_x0000_i1030" style="width:0;height:1.5pt" o:hralign="center" o:hrstd="t" o:hr="t" fillcolor="#a0a0a0" stroked="f">
+          <w:szCs w:val="21"/>
+        </w:rPr>
+      </w:pPr>
+    </w:p>
+    <w:p>
+      <w:pPr>
+        <w:rPr>
+          <w:szCs w:val="21"/>
+        </w:rPr>
+      </w:pPr>
+      <w:r>
+        <w:rPr>
+          <w:noProof/>
+          <w:szCs w:val="21"/>
+        </w:rPr>
+        <w:pict w14:anchorId="4A030532">
+          <v:rect id="_x0000_i1029" style="width:425.2pt;height:.05pt" o:hralign="center" o:hrstd="t" o:hr="t" fillcolor="#a0a0a0" stroked="f">
             <v:textbox inset="5.85pt,.7pt,5.85pt,.7pt"/>
           </v:rect>
         </w:pict>
@@ -2333,7 +2324,6 @@
     <w:p>
       <w:pPr>
         <w:rPr>
-          <w:rFonts w:hint="eastAsia"/>
           <w:sz w:val="28"/>
           <w:szCs w:val="28"/>
         </w:rPr>
@@ -2363,11 +2353,11 @@
     <w:p>
       <w:r>
         <w:rPr>
-          <w:rFonts w:hint="eastAsia"/>
-          <w:szCs w:val="21"/>
-        </w:rPr>
-        <w:pict w14:anchorId="3C8873EC">
-          <v:rect id="_x0000_i1031" style="width:0;height:1.5pt" o:hralign="center" o:hrstd="t" o:hr="t" fillcolor="#a0a0a0" stroked="f">
+          <w:noProof/>
+          <w:szCs w:val="21"/>
+        </w:rPr>
+        <w:pict w14:anchorId="4ABB3594">
+          <v:rect id="_x0000_i1030" style="width:425.2pt;height:.05pt" o:hralign="center" o:hrstd="t" o:hr="t" fillcolor="#a0a0a0" stroked="f">
             <v:textbox inset="5.85pt,.7pt,5.85pt,.7pt"/>
           </v:rect>
         </w:pict>
@@ -2377,9 +2367,6 @@
     <w:p>
       <w:pPr>
         <w:spacing w:line="360" w:lineRule="auto"/>
-        <w:rPr>
-          <w:rFonts w:hint="eastAsia"/>
-        </w:rPr>
       </w:pPr>
       <w:r>
         <w:t>□　この研究に関係した内容に限って、連絡をすることに同意します</w:t>
@@ -2388,9 +2375,6 @@
     <w:p>
       <w:pPr>
         <w:spacing w:line="360" w:lineRule="auto"/>
-        <w:rPr>
-          <w:rFonts w:hint="eastAsia"/>
-        </w:rPr>
       </w:pPr>
       <w:r>
         <w:t>□　この研究に関連した内容を連絡する、および進矢研究室が実施する将来の実験の案内メールを送ることに同意</w:t>
@@ -2410,13 +2394,7 @@
         <w:t>□　同意しません</w:t>
       </w:r>
     </w:p>
-    <w:p>
-      <w:pPr>
-        <w:rPr>
-          <w:rFonts w:hint="eastAsia"/>
-        </w:rPr>
-      </w:pPr>
-    </w:p>
+    <w:p/>
     <w:p>
       <w:r>
         <w:t>※実験参加の連絡のために保存してあるあなたの連絡先は、「この研究に関連した内容に限って連絡することに同意する」を選んだ場合は、研究データの分析が終わった段階で削除されます。「同意しません」を選んだ場合は、直ちに削除されます。</w:t>
@@ -2437,11 +2415,11 @@
       </w:pPr>
       <w:r>
         <w:rPr>
-          <w:rFonts w:hint="eastAsia"/>
-          <w:szCs w:val="21"/>
-        </w:rPr>
-        <w:pict w14:anchorId="2A8E6F66">
-          <v:rect id="_x0000_i1032" style="width:0;height:1.5pt" o:hralign="center" o:hrstd="t" o:hr="t" fillcolor="#a0a0a0" stroked="f">
+          <w:noProof/>
+          <w:szCs w:val="21"/>
+        </w:rPr>
+        <w:pict w14:anchorId="3DBD11C8">
+          <v:rect id="_x0000_i1031" style="width:425.2pt;height:.05pt" o:hralign="center" o:hrstd="t" o:hr="t" fillcolor="#a0a0a0" stroked="f">
             <v:textbox inset="5.85pt,.7pt,5.85pt,.7pt"/>
           </v:rect>
         </w:pict>
@@ -2618,11 +2596,11 @@
     <w:p>
       <w:r>
         <w:rPr>
-          <w:rFonts w:hint="eastAsia"/>
-          <w:szCs w:val="21"/>
-        </w:rPr>
-        <w:pict w14:anchorId="4A6E585E">
-          <v:rect id="_x0000_i1033" style="width:0;height:1.5pt" o:hralign="center" o:hrstd="t" o:hr="t" fillcolor="#a0a0a0" stroked="f">
+          <w:noProof/>
+          <w:szCs w:val="21"/>
+        </w:rPr>
+        <w:pict w14:anchorId="29265A55">
+          <v:rect id="_x0000_i1032" style="width:425.2pt;height:.05pt" o:hralign="center" o:hrstd="t" o:hr="t" fillcolor="#a0a0a0" stroked="f">
             <v:textbox inset="5.85pt,.7pt,5.85pt,.7pt"/>
           </v:rect>
         </w:pict>
@@ -2634,31 +2612,16 @@
         <w:t>研究責任者：進矢正宏（広島大学大学院人間社会科学研究科・准教授）殿</w:t>
       </w:r>
     </w:p>
-    <w:p>
-      <w:pPr>
-        <w:rPr>
-          <w:rFonts w:hint="eastAsia"/>
-        </w:rPr>
-      </w:pPr>
-    </w:p>
+    <w:p/>
     <w:p>
       <w:r>
         <w:t>私は、研究計画名「反応課題を用いたバットスイングの運動学的・運動力学的解析」に関する以下の事項について説明を受けました。理解した項目については自分で□の中にレ印を入れて示しました。</w:t>
       </w:r>
     </w:p>
-    <w:p>
-      <w:pPr>
-        <w:rPr>
-          <w:rFonts w:hint="eastAsia"/>
-        </w:rPr>
-      </w:pPr>
-    </w:p>
+    <w:p/>
     <w:p>
       <w:pPr>
         <w:spacing w:line="360" w:lineRule="auto"/>
-        <w:rPr>
-          <w:rFonts w:hint="eastAsia"/>
-        </w:rPr>
       </w:pPr>
       <w:r>
         <w:t>□　研究の背景と目的</w:t>
@@ -2667,9 +2630,6 @@
     <w:p>
       <w:pPr>
         <w:spacing w:line="360" w:lineRule="auto"/>
-        <w:rPr>
-          <w:rFonts w:hint="eastAsia"/>
-        </w:rPr>
       </w:pPr>
       <w:r>
         <w:t>□　研究の方法</w:t>
@@ -2678,9 +2638,6 @@
     <w:p>
       <w:pPr>
         <w:spacing w:line="360" w:lineRule="auto"/>
-        <w:rPr>
-          <w:rFonts w:hint="eastAsia"/>
-        </w:rPr>
       </w:pPr>
       <w:r>
         <w:t>□　画像（動画）を取得すること</w:t>
@@ -2689,9 +2646,6 @@
     <w:p>
       <w:pPr>
         <w:spacing w:line="360" w:lineRule="auto"/>
-        <w:rPr>
-          <w:rFonts w:hint="eastAsia"/>
-        </w:rPr>
       </w:pPr>
       <w:r>
         <w:t>□　研究の場所と期間</w:t>
@@ -2700,9 +2654,6 @@
     <w:p>
       <w:pPr>
         <w:spacing w:line="360" w:lineRule="auto"/>
-        <w:rPr>
-          <w:rFonts w:hint="eastAsia"/>
-        </w:rPr>
       </w:pPr>
       <w:r>
         <w:t>□　研究を実施する者</w:t>
@@ -2711,9 +2662,6 @@
     <w:p>
       <w:pPr>
         <w:spacing w:line="360" w:lineRule="auto"/>
-        <w:rPr>
-          <w:rFonts w:hint="eastAsia"/>
-        </w:rPr>
       </w:pPr>
       <w:r>
         <w:t>□　研究に関する資料・情報の開示について</w:t>
@@ -2799,9 +2747,6 @@
     <w:p>
       <w:pPr>
         <w:spacing w:line="360" w:lineRule="auto"/>
-        <w:rPr>
-          <w:rFonts w:hint="eastAsia"/>
-        </w:rPr>
       </w:pPr>
     </w:p>
     <w:p>
@@ -2810,13 +2755,7 @@
         <w:t>なお、この研究において撮影された私の画像（静止画、動画）の公開につきましては以下の□に✓を入れて示しました。</w:t>
       </w:r>
     </w:p>
-    <w:p>
-      <w:pPr>
-        <w:rPr>
-          <w:rFonts w:hint="eastAsia"/>
-        </w:rPr>
-      </w:pPr>
-    </w:p>
+    <w:p/>
     <w:p>
       <w:pPr>
         <w:spacing w:line="360" w:lineRule="auto"/>
@@ -2884,7 +2823,6 @@
           <w:numId w:val="0"/>
         </w:numPr>
         <w:rPr>
-          <w:rFonts w:hint="eastAsia"/>
           <w:lang w:eastAsia="ja-JP"/>
         </w:rPr>
       </w:pPr>
@@ -2894,13 +2832,7 @@
         <w:t>これらの事項について確認した上で、この研究に参加することに同意します。</w:t>
       </w:r>
     </w:p>
-    <w:p>
-      <w:pPr>
-        <w:rPr>
-          <w:rFonts w:hint="eastAsia"/>
-        </w:rPr>
-      </w:pPr>
-    </w:p>
+    <w:p/>
     <w:p>
       <w:pPr>
         <w:pStyle w:val="2"/>
@@ -2951,9 +2883,6 @@
     <w:p>
       <w:pPr>
         <w:spacing w:line="600" w:lineRule="auto"/>
-        <w:rPr>
-          <w:rFonts w:hint="eastAsia"/>
-        </w:rPr>
       </w:pPr>
       <w:r>
         <w:t>説明担当者（所属、氏名）　＿＿＿＿＿＿＿＿＿＿＿＿＿＿＿＿＿＿＿＿＿＿（自署）</w:t>
@@ -2962,11 +2891,11 @@
     <w:p>
       <w:r>
         <w:rPr>
-          <w:rFonts w:hint="eastAsia"/>
-          <w:szCs w:val="21"/>
-        </w:rPr>
-        <w:pict w14:anchorId="32EE4EC2">
-          <v:rect id="_x0000_i1034" style="width:0;height:1.5pt" o:hralign="center" o:hrstd="t" o:hr="t" fillcolor="#a0a0a0" stroked="f">
+          <w:noProof/>
+          <w:szCs w:val="21"/>
+        </w:rPr>
+        <w:pict w14:anchorId="5DC2CA43">
+          <v:rect id="_x0000_i1033" style="width:425.2pt;height:.05pt" o:hralign="center" o:hrstd="t" o:hr="t" fillcolor="#a0a0a0" stroked="f">
             <v:textbox inset="5.85pt,.7pt,5.85pt,.7pt"/>
           </v:rect>
         </w:pict>
@@ -2992,13 +2921,7 @@
         <w:t>反応課題を用いたバットスイングの運動学的・運動力学的解析</w:t>
       </w:r>
     </w:p>
-    <w:p>
-      <w:pPr>
-        <w:rPr>
-          <w:rFonts w:hint="eastAsia"/>
-        </w:rPr>
-      </w:pPr>
-    </w:p>
+    <w:p/>
     <w:p>
       <w:r>
         <w:rPr>
@@ -3016,7 +2939,7 @@
       <w:r>
         <w:t xml:space="preserve">E-mail: </w:t>
       </w:r>
-      <w:hyperlink r:id="rId6" w:history="1">
+      <w:hyperlink r:id="rId8" w:history="1">
         <w:r>
           <w:rPr>
             <w:rStyle w:val="aa"/>
@@ -3025,13 +2948,7 @@
         </w:r>
       </w:hyperlink>
     </w:p>
-    <w:p>
-      <w:pPr>
-        <w:rPr>
-          <w:rFonts w:hint="eastAsia"/>
-        </w:rPr>
-      </w:pPr>
-    </w:p>
+    <w:p/>
     <w:p>
       <w:r>
         <w:rPr>
@@ -3042,7 +2959,16 @@
     </w:p>
     <w:p>
       <w:r>
-        <w:t>加藤 和太郎（広島大学総合科学部総合科学科）</w:t>
+        <w:t>加藤 和太郎（広島大学</w:t>
+      </w:r>
+      <w:r>
+        <w:rPr>
+          <w:rFonts w:hint="eastAsia"/>
+        </w:rPr>
+        <w:t>人間社会科学研究科</w:t>
+      </w:r>
+      <w:r>
+        <w:t>）</w:t>
       </w:r>
     </w:p>
     <w:p>
@@ -3114,11 +3040,6 @@
       </w:r>
     </w:p>
     <w:p>
-      <w:pPr>
-        <w:rPr>
-          <w:rFonts w:hint="eastAsia"/>
-        </w:rPr>
-      </w:pPr>
       <w:r>
         <w:t>私は、「反応課題を用いたバットスイングの運動学的・運動力学的解析」の研究に参加することに同意し、同意書に署名しましたが、その同意を撤回することを担当研究者　　　　　　　　　　　　　氏に伝え、ここに同意撤回書を提出します。</w:t>
       </w:r>
@@ -3166,11 +3087,11 @@
       </w:pPr>
       <w:r>
         <w:rPr>
-          <w:rFonts w:hint="eastAsia"/>
-          <w:szCs w:val="21"/>
-        </w:rPr>
-        <w:pict w14:anchorId="6ACB721A">
-          <v:rect id="_x0000_i1035" style="width:0;height:1.5pt" o:hralign="center" o:hrstd="t" o:hr="t" fillcolor="#a0a0a0" stroked="f">
+          <w:noProof/>
+          <w:szCs w:val="21"/>
+        </w:rPr>
+        <w:pict w14:anchorId="5B8D1816">
+          <v:rect id="_x0000_i1034" style="width:425.2pt;height:.05pt" o:hralign="center" o:hrstd="t" o:hr="t" fillcolor="#a0a0a0" stroked="f">
             <v:textbox inset="5.85pt,.7pt,5.85pt,.7pt"/>
           </v:rect>
         </w:pict>
@@ -3208,7 +3129,6 @@
     <w:p>
       <w:pPr>
         <w:rPr>
-          <w:rFonts w:hint="eastAsia"/>
           <w:szCs w:val="21"/>
         </w:rPr>
       </w:pPr>
@@ -3221,6 +3141,44 @@
     </w:sectPr>
   </w:body>
 </w:document>
+</file>
+
+<file path=word/endnotes.xml><?xml version="1.0" encoding="utf-8"?>
+<w:endnotes xmlns:wpc="http://schemas.microsoft.com/office/word/2010/wordprocessingCanvas" xmlns:cx="http://schemas.microsoft.com/office/drawing/2014/chartex" xmlns:cx1="http://schemas.microsoft.com/office/drawing/2015/9/8/chartex" xmlns:cx2="http://schemas.microsoft.com/office/drawing/2015/10/21/chartex" xmlns:cx3="http://schemas.microsoft.com/office/drawing/2016/5/9/chartex" xmlns:cx4="http://schemas.microsoft.com/office/drawing/2016/5/10/chartex" xmlns:cx5="http://schemas.microsoft.com/office/drawing/2016/5/11/chartex" xmlns:cx6="http://schemas.microsoft.com/office/drawing/2016/5/12/chartex" xmlns:cx7="http://schemas.microsoft.com/office/drawing/2016/5/13/chartex" xmlns:cx8="http://schemas.microsoft.com/office/drawing/2016/5/14/chartex" xmlns:mc="http://schemas.openxmlformats.org/markup-compatibility/2006" xmlns:aink="http://schemas.microsoft.com/office/drawing/2016/ink" xmlns:am3d="http://schemas.microsoft.com/office/drawing/2017/model3d" xmlns:o="urn:schemas-microsoft-com:office:office" xmlns:oel="http://schemas.microsoft.com/office/2019/extlst" xmlns:r="http://schemas.openxmlformats.org/officeDocument/2006/relationships" xmlns:m="http://schemas.openxmlformats.org/officeDocument/2006/math" xmlns:v="urn:schemas-microsoft-com:vml" xmlns:wp14="http://schemas.microsoft.com/office/word/2010/wordprocessingDrawing" xmlns:wp="http://schemas.openxmlformats.org/drawingml/2006/wordprocessingDrawing" xmlns:w10="urn:schemas-microsoft-com:office:word" xmlns:w="http://schemas.openxmlformats.org/wordprocessingml/2006/main" xmlns:w14="http://schemas.microsoft.com/office/word/2010/wordml" xmlns:w15="http://schemas.microsoft.com/office/word/2012/wordml" xmlns:w16cex="http://schemas.microsoft.com/office/word/2018/wordml/cex" xmlns:w16cid="http://schemas.microsoft.com/office/word/2016/wordml/cid" xmlns:w16="http://schemas.microsoft.com/office/word/2018/wordml" xmlns:w16du="http://schemas.microsoft.com/office/word/2023/wordml/word16du" xmlns:w16sdtdh="http://schemas.microsoft.com/office/word/2020/wordml/sdtdatahash" xmlns:w16sdtfl="http://schemas.microsoft.com/office/word/2024/wordml/sdtformatlock" xmlns:w16se="http://schemas.microsoft.com/office/word/2015/wordml/symex" xmlns:wpg="http://schemas.microsoft.com/office/word/2010/wordprocessingGroup" xmlns:wpi="http://schemas.microsoft.com/office/word/2010/wordprocessingInk" xmlns:wne="http://schemas.microsoft.com/office/word/2006/wordml" xmlns:wps="http://schemas.microsoft.com/office/word/2010/wordprocessingShape" mc:Ignorable="w14 w15 w16se w16cid w16 w16cex w16sdtdh w16sdtfl w16du wp14">
+  <w:endnote w:type="separator" w:id="-1">
+    <w:p>
+      <w:r>
+        <w:separator/>
+      </w:r>
+    </w:p>
+  </w:endnote>
+  <w:endnote w:type="continuationSeparator" w:id="0">
+    <w:p>
+      <w:r>
+        <w:continuationSeparator/>
+      </w:r>
+    </w:p>
+  </w:endnote>
+</w:endnotes>
+</file>
+
+<file path=word/footnotes.xml><?xml version="1.0" encoding="utf-8"?>
+<w:footnotes xmlns:wpc="http://schemas.microsoft.com/office/word/2010/wordprocessingCanvas" xmlns:cx="http://schemas.microsoft.com/office/drawing/2014/chartex" xmlns:cx1="http://schemas.microsoft.com/office/drawing/2015/9/8/chartex" xmlns:cx2="http://schemas.microsoft.com/office/drawing/2015/10/21/chartex" xmlns:cx3="http://schemas.microsoft.com/office/drawing/2016/5/9/chartex" xmlns:cx4="http://schemas.microsoft.com/office/drawing/2016/5/10/chartex" xmlns:cx5="http://schemas.microsoft.com/office/drawing/2016/5/11/chartex" xmlns:cx6="http://schemas.microsoft.com/office/drawing/2016/5/12/chartex" xmlns:cx7="http://schemas.microsoft.com/office/drawing/2016/5/13/chartex" xmlns:cx8="http://schemas.microsoft.com/office/drawing/2016/5/14/chartex" xmlns:mc="http://schemas.openxmlformats.org/markup-compatibility/2006" xmlns:aink="http://schemas.microsoft.com/office/drawing/2016/ink" xmlns:am3d="http://schemas.microsoft.com/office/drawing/2017/model3d" xmlns:o="urn:schemas-microsoft-com:office:office" xmlns:oel="http://schemas.microsoft.com/office/2019/extlst" xmlns:r="http://schemas.openxmlformats.org/officeDocument/2006/relationships" xmlns:m="http://schemas.openxmlformats.org/officeDocument/2006/math" xmlns:v="urn:schemas-microsoft-com:vml" xmlns:wp14="http://schemas.microsoft.com/office/word/2010/wordprocessingDrawing" xmlns:wp="http://schemas.openxmlformats.org/drawingml/2006/wordprocessingDrawing" xmlns:w10="urn:schemas-microsoft-com:office:word" xmlns:w="http://schemas.openxmlformats.org/wordprocessingml/2006/main" xmlns:w14="http://schemas.microsoft.com/office/word/2010/wordml" xmlns:w15="http://schemas.microsoft.com/office/word/2012/wordml" xmlns:w16cex="http://schemas.microsoft.com/office/word/2018/wordml/cex" xmlns:w16cid="http://schemas.microsoft.com/office/word/2016/wordml/cid" xmlns:w16="http://schemas.microsoft.com/office/word/2018/wordml" xmlns:w16du="http://schemas.microsoft.com/office/word/2023/wordml/word16du" xmlns:w16sdtdh="http://schemas.microsoft.com/office/word/2020/wordml/sdtdatahash" xmlns:w16sdtfl="http://schemas.microsoft.com/office/word/2024/wordml/sdtformatlock" xmlns:w16se="http://schemas.microsoft.com/office/word/2015/wordml/symex" xmlns:wpg="http://schemas.microsoft.com/office/word/2010/wordprocessingGroup" xmlns:wpi="http://schemas.microsoft.com/office/word/2010/wordprocessingInk" xmlns:wne="http://schemas.microsoft.com/office/word/2006/wordml" xmlns:wps="http://schemas.microsoft.com/office/word/2010/wordprocessingShape" mc:Ignorable="w14 w15 w16se w16cid w16 w16cex w16sdtdh w16sdtfl w16du wp14">
+  <w:footnote w:type="separator" w:id="-1">
+    <w:p>
+      <w:r>
+        <w:separator/>
+      </w:r>
+    </w:p>
+  </w:footnote>
+  <w:footnote w:type="continuationSeparator" w:id="0">
+    <w:p>
+      <w:r>
+        <w:continuationSeparator/>
+      </w:r>
+    </w:p>
+  </w:footnote>
+</w:footnotes>
 </file>
 
 <file path=word/numbering.xml><?xml version="1.0" encoding="utf-8"?>
@@ -5789,6 +5747,50 @@
       <w:lang w:eastAsia="en-US"/>
     </w:rPr>
   </w:style>
+  <w:style w:type="paragraph" w:styleId="ac">
+    <w:name w:val="header"/>
+    <w:basedOn w:val="a"/>
+    <w:link w:val="ad"/>
+    <w:uiPriority w:val="99"/>
+    <w:unhideWhenUsed/>
+    <w:rsid w:val="00105259"/>
+    <w:pPr>
+      <w:tabs>
+        <w:tab w:val="center" w:pos="4252"/>
+        <w:tab w:val="right" w:pos="8504"/>
+      </w:tabs>
+      <w:snapToGrid w:val="0"/>
+    </w:pPr>
+  </w:style>
+  <w:style w:type="character" w:customStyle="1" w:styleId="ad">
+    <w:name w:val="ヘッダー (文字)"/>
+    <w:basedOn w:val="a0"/>
+    <w:link w:val="ac"/>
+    <w:uiPriority w:val="99"/>
+    <w:rsid w:val="00105259"/>
+  </w:style>
+  <w:style w:type="paragraph" w:styleId="ae">
+    <w:name w:val="footer"/>
+    <w:basedOn w:val="a"/>
+    <w:link w:val="af"/>
+    <w:uiPriority w:val="99"/>
+    <w:unhideWhenUsed/>
+    <w:rsid w:val="00105259"/>
+    <w:pPr>
+      <w:tabs>
+        <w:tab w:val="center" w:pos="4252"/>
+        <w:tab w:val="right" w:pos="8504"/>
+      </w:tabs>
+      <w:snapToGrid w:val="0"/>
+    </w:pPr>
+  </w:style>
+  <w:style w:type="character" w:customStyle="1" w:styleId="af">
+    <w:name w:val="フッター (文字)"/>
+    <w:basedOn w:val="a0"/>
+    <w:link w:val="ae"/>
+    <w:uiPriority w:val="99"/>
+    <w:rsid w:val="00105259"/>
+  </w:style>
 </w:styles>
 </file>
 
